--- a/docs/manuales_solucion/word/02_almacenes_inventarios.docx
+++ b/docs/manuales_solucion/word/02_almacenes_inventarios.docx
@@ -23,7 +23,7 @@
         <w:pStyle w:val="ListBullet"/>
       </w:pPr>
       <w:r>
-        <w:t>Alcance por ambiente: Local; no promovido a QA</w:t>
+        <w:t>Alcance por ambiente: Local y QA</w:t>
       </w:r>
     </w:p>
     <w:p>
@@ -31,7 +31,7 @@
         <w:pStyle w:val="ListBullet"/>
       </w:pPr>
       <w:r>
-        <w:t>Ultima revision: 2026-08-21</w:t>
+        <w:t>Ultima revision: 2026-08-24</w:t>
       </w:r>
     </w:p>
     <w:p>
@@ -205,6 +205,64 @@
         <w:pStyle w:val="Heading2"/>
       </w:pPr>
       <w:r>
+        <w:t>Recibir producto terminado</w:t>
+      </w:r>
+    </w:p>
+    <w:p>
+      <w:r>
+        <w:t>En Local, consultar pendientes exige `inventory.finished_goods_receipt.read` y confirmar la recepcion fisica exige `inventory.finished_goods_receipt.receive`. El permiso general para crear movimientos no habilita esta accion. Produccion entrega exclusivamente folio, producto vinculado, cantidad, unidad, estado terminado y costo unitario para valuacion; el rol receptor no obtiene la receta, recursos, responsable ni costos totales. Esto permite reservar la confirmacion al rol de almacen definido por cada tenant.</w:t>
+      </w:r>
+    </w:p>
+    <w:p>
+      <w:pPr>
+        <w:pStyle w:val="ListNumber"/>
+      </w:pPr>
+      <w:r>
+        <w:t>Confirme en Produccion que la orden ya esta **Terminada** y que su producto esta vinculado con un articulo activo de tipo producto terminado.</w:t>
+      </w:r>
+    </w:p>
+    <w:p>
+      <w:pPr>
+        <w:pStyle w:val="ListNumber"/>
+      </w:pPr>
+      <w:r>
+        <w:t>Abra **Almacenes &gt; Movimientos**. En **Entradas de produccion terminada** se muestran las ordenes con cantidad pendiente de recibir.</w:t>
+      </w:r>
+    </w:p>
+    <w:p>
+      <w:pPr>
+        <w:pStyle w:val="ListNumber"/>
+      </w:pPr>
+      <w:r>
+        <w:t>Pulse **Recibir producto terminado**.</w:t>
+      </w:r>
+    </w:p>
+    <w:p>
+      <w:pPr>
+        <w:pStyle w:val="ListNumber"/>
+      </w:pPr>
+      <w:r>
+        <w:t>Valide el almacen de destino, capture la cantidad fisicamente recibida, fecha y observaciones.</w:t>
+      </w:r>
+    </w:p>
+    <w:p>
+      <w:pPr>
+        <w:pStyle w:val="ListNumber"/>
+      </w:pPr>
+      <w:r>
+        <w:t>Confirme la entrada. El sistema crea un movimiento ligado a la orden y actualiza existencia, Kardex y cantidad pendiente.</w:t>
+      </w:r>
+    </w:p>
+    <w:p>
+      <w:r>
+        <w:t>Se permiten recepciones parciales. La suma nunca puede exceder la cantidad terminada; una orden totalmente recibida deja de aparecer como pendiente. El articulo, la unidad y el costo se derivan de maestros y de la orden, no se capturan manualmente. El costo unitario usa el costo real disponible de la orden dividido entre la cantidad producida y, si aun no existe, su costo planeado. Una recepcion reversada vuelve a dejar cantidad pendiente.</w:t>
+      </w:r>
+    </w:p>
+    <w:p>
+      <w:pPr>
+        <w:pStyle w:val="Heading2"/>
+      </w:pPr>
+      <w:r>
         <w:t>Mensajes frecuentes</w:t>
       </w:r>
     </w:p>
@@ -238,6 +296,30 @@
       </w:pPr>
       <w:r>
         <w:t>**Articulo creado; vinculo pendiente:** reintente el vinculo, no cree otro articulo.</w:t>
+      </w:r>
+    </w:p>
+    <w:p>
+      <w:pPr>
+        <w:pStyle w:val="ListBullet"/>
+      </w:pPr>
+      <w:r>
+        <w:t>**La orden no esta terminada:** complete y valide primero el flujo de Produccion.</w:t>
+      </w:r>
+    </w:p>
+    <w:p>
+      <w:pPr>
+        <w:pStyle w:val="ListBullet"/>
+      </w:pPr>
+      <w:r>
+        <w:t>**Falta vinculo de producto terminado:** vincule el producto comercial con un articulo logistico activo.</w:t>
+      </w:r>
+    </w:p>
+    <w:p>
+      <w:pPr>
+        <w:pStyle w:val="ListBullet"/>
+      </w:pPr>
+      <w:r>
+        <w:t>**La cantidad excede lo pendiente:** capture solo el saldo fisicamente pendiente de recibir.</w:t>
       </w:r>
     </w:p>
     <w:p>
